--- a/wzory/07-Zawiadomienie-o-dokonaniu-wpisu-WZOR.docx
+++ b/wzory/07-Zawiadomienie-o-dokonaniu-wpisu-WZOR.docx
@@ -31,7 +31,7 @@
                 <w:sz w:val="20"/>
                 <w:u w:val="none"/>
               </w:rPr>
-              <w:t xml:space="preserve">Kancelaria Notarialna Notariusza </w:t>
+              <w:t xml:space="preserve">Kancelaria Notarialna, notariusz: </w:t>
             </w:r>
             <w:r>
               <w:rPr>
@@ -41,7 +41,7 @@
                 <w:sz w:val="20"/>
                 <w:u w:val="none"/>
               </w:rPr>
-              <w:t>{{notariusz_dopelniacz}}</w:t>
+              <w:t>{{notariusz_mianownik}}</w:t>
             </w:r>
           </w:p>
           <w:p>
@@ -477,7 +477,7 @@
           <w:sz w:val="24"/>
           <w:u w:val="none"/>
         </w:rPr>
-        <w:t xml:space="preserve"> prosta spółka akcyjna z siedzibą w </w:t>
+        <w:t xml:space="preserve"> prosta spółka akcyjna, siedziba: </w:t>
       </w:r>
       <w:r>
         <w:rPr>
@@ -487,7 +487,7 @@
           <w:sz w:val="24"/>
           <w:u w:val="none"/>
         </w:rPr>
-        <w:t>{{spolka_siedziba_miejscownik}}</w:t>
+        <w:t>{{spolka_siedziba_mianownik}}</w:t>
       </w:r>
       <w:r>
         <w:rPr>
